--- a/docs/general-english/A2/build/a22-u18.docx
+++ b/docs/general-english/A2/build/a22-u18.docx
@@ -47,7 +47,7 @@
       <w:r>
         <w:drawing>
           <wp:inline>
-            <wp:extent cx="3209925" cy="1809750"/>
+            <wp:extent cx="5724525" cy="3228975"/>
             <wp:effectExtent b="0" l="0" r="0" t="0"/>
             <wp:docPr descr="The opening page of Unit 18, If and When: the grammar point is the first conditional, and three things the learner will be able to do by the end of the unit." title="" id="21" name="Picture"/>
             <a:graphic>
@@ -68,7 +68,7 @@
                   <pic:spPr bwMode="auto">
                     <a:xfrm>
                       <a:off x="0" y="0"/>
-                      <a:ext cx="3209925" cy="1809750"/>
+                      <a:ext cx="5724525" cy="3228975"/>
                     </a:xfrm>
                     <a:prstGeom prst="rect">
                       <a:avLst/>
@@ -922,7 +922,7 @@
       <w:r>
         <w:drawing>
           <wp:inline>
-            <wp:extent cx="4514850" cy="1809750"/>
+            <wp:extent cx="5724525" cy="2295525"/>
             <wp:effectExtent b="0" l="0" r="0" t="0"/>
             <wp:docPr descr="What each of the six people at number 14 will do if the water comes up again: Amina will move the freezer first, Tomas will go in early because the hospital rings him, Maya will put her books on the top shelf, Dani will sleep through it unless somebody wakes him, Mr Okonkwo will do nothing at all, and Yuki has written a list." title="" id="24" name="Picture"/>
             <a:graphic>
@@ -943,7 +943,7 @@
                   <pic:spPr bwMode="auto">
                     <a:xfrm>
                       <a:off x="0" y="0"/>
-                      <a:ext cx="4514850" cy="1809750"/>
+                      <a:ext cx="5724525" cy="2295525"/>
                     </a:xfrm>
                     <a:prstGeom prst="rect">
                       <a:avLst/>
@@ -2175,7 +2175,7 @@
       <w:r>
         <w:drawing>
           <wp:inline>
-            <wp:extent cx="5143500" cy="1485900"/>
+            <wp:extent cx="5724525" cy="1647825"/>
             <wp:effectExtent b="0" l="0" r="0" t="0"/>
             <wp:docPr descr="The four things the table asks about, each on its own card: it rains all day, the bus does not come, you wake up late, and the power goes off." title="" id="27" name="Picture"/>
             <a:graphic>
@@ -2196,7 +2196,7 @@
                   <pic:spPr bwMode="auto">
                     <a:xfrm>
                       <a:off x="0" y="0"/>
-                      <a:ext cx="5143500" cy="1485900"/>
+                      <a:ext cx="5724525" cy="1647825"/>
                     </a:xfrm>
                     <a:prstGeom prst="rect">
                       <a:avLst/>
@@ -2514,7 +2514,7 @@
       <w:r>
         <w:drawing>
           <wp:inline>
-            <wp:extent cx="4905375" cy="1809750"/>
+            <wp:extent cx="5724525" cy="2114550"/>
             <wp:effectExtent b="0" l="0" r="0" t="0"/>
             <wp:docPr descr="One evening drawn as a line that forks five times, stepping down to the right. Two of the forks are solid, for the things that will happen; three are dashed with an open circle at the end, for the things that may happen and may not. Five numbered lines run to the right for the learner to write each joining word." title="" id="30" name="Picture"/>
             <a:graphic>
@@ -2535,7 +2535,7 @@
                   <pic:spPr bwMode="auto">
                     <a:xfrm>
                       <a:off x="0" y="0"/>
-                      <a:ext cx="4905375" cy="1809750"/>
+                      <a:ext cx="5724525" cy="2114550"/>
                     </a:xfrm>
                     <a:prstGeom prst="rect">
                       <a:avLst/>
@@ -3757,7 +3757,7 @@
       <w:r>
         <w:drawing>
           <wp:inline>
-            <wp:extent cx="4381500" cy="1809750"/>
+            <wp:extent cx="5724525" cy="2362200"/>
             <wp:effectExtent b="0" l="0" r="0" t="0"/>
             <wp:docPr descr="The unit’s grammar as two columns. On the left the if half, in the present tense, with one mark, because it may or may not happen. On the right the will half, with three marks running forward, because that is the only half of the sentence where the future is marked." title="" id="33" name="Picture"/>
             <a:graphic>
@@ -3778,7 +3778,7 @@
                   <pic:spPr bwMode="auto">
                     <a:xfrm>
                       <a:off x="0" y="0"/>
-                      <a:ext cx="4381500" cy="1809750"/>
+                      <a:ext cx="5724525" cy="2362200"/>
                     </a:xfrm>
                     <a:prstGeom prst="rect">
                       <a:avLst/>
@@ -4474,7 +4474,7 @@
       <w:r>
         <w:drawing>
           <wp:inline>
-            <wp:extent cx="5143500" cy="1533525"/>
+            <wp:extent cx="5724525" cy="1704975"/>
             <wp:effectExtent b="0" l="0" r="0" t="0"/>
             <wp:docPr descr="One evening on a line, hour by hour: the rain comes at six, the road floods at seven, Amina moves the freezer at eight, the hospital rings Tomas at nine, and by ten Dani will sleep through it." title="" id="36" name="Picture"/>
             <a:graphic>
@@ -4495,7 +4495,7 @@
                   <pic:spPr bwMode="auto">
                     <a:xfrm>
                       <a:off x="0" y="0"/>
-                      <a:ext cx="5143500" cy="1533525"/>
+                      <a:ext cx="5724525" cy="1704975"/>
                     </a:xfrm>
                     <a:prstGeom prst="rect">
                       <a:avLst/>
@@ -5289,7 +5289,7 @@
       <w:r>
         <w:drawing>
           <wp:inline>
-            <wp:extent cx="5143500" cy="1685925"/>
+            <wp:extent cx="5724525" cy="1876425"/>
             <wp:effectExtent b="0" l="0" r="0" t="0"/>
             <wp:docPr descr="The three listenings in this unit: Yuki asks Amina what will happen if the water comes up and ends up owning the list, Dani asks Tomas whether the hospital rings him when the roads are bad, and Amina says what each of the six will do." title="" id="39" name="Picture"/>
             <a:graphic>
@@ -5310,7 +5310,7 @@
                   <pic:spPr bwMode="auto">
                     <a:xfrm>
                       <a:off x="0" y="0"/>
-                      <a:ext cx="5143500" cy="1685925"/>
+                      <a:ext cx="5724525" cy="1876425"/>
                     </a:xfrm>
                     <a:prstGeom prst="rect">
                       <a:avLst/>
@@ -6409,7 +6409,7 @@
       <w:r>
         <w:drawing>
           <wp:inline>
-            <wp:extent cx="5133975" cy="1809750"/>
+            <wp:extent cx="5724525" cy="2019300"/>
             <wp:effectExtent b="0" l="0" r="0" t="0"/>
             <wp:docPr descr="The two role-play cards side by side. Card A, asking: ask what will happen, ask about the case where there is no time, ask what comes first, ask what happens if you are out. Card B, deciding: name one thing you will do, give one thing up out loud, name the first thing, say what you will do alone." title="" id="42" name="Picture"/>
             <a:graphic>
@@ -6430,7 +6430,7 @@
                   <pic:spPr bwMode="auto">
                     <a:xfrm>
                       <a:off x="0" y="0"/>
-                      <a:ext cx="5133975" cy="1809750"/>
+                      <a:ext cx="5724525" cy="2019300"/>
                     </a:xfrm>
                     <a:prstGeom prst="rect">
                       <a:avLst/>
@@ -6686,7 +6686,7 @@
       <w:r>
         <w:drawing>
           <wp:inline>
-            <wp:extent cx="5143500" cy="1171575"/>
+            <wp:extent cx="5724525" cy="1304925"/>
             <wp:effectExtent b="0" l="0" r="0" t="0"/>
             <wp:docPr descr="What happens in a building in the first seconds of an alarm, in five stages with an arrow to the next: the alarm sounds, almost nobody moves, they look up and then at each other, the first person to stand decides it, and the rest move." title="" id="45" name="Picture"/>
             <a:graphic>
@@ -6707,7 +6707,7 @@
                   <pic:spPr bwMode="auto">
                     <a:xfrm>
                       <a:off x="0" y="0"/>
-                      <a:ext cx="5143500" cy="1171575"/>
+                      <a:ext cx="5724525" cy="1304925"/>
                     </a:xfrm>
                     <a:prstGeom prst="rect">
                       <a:avLst/>
@@ -7571,7 +7571,7 @@
       <w:r>
         <w:drawing>
           <wp:inline>
-            <wp:extent cx="5143500" cy="1409700"/>
+            <wp:extent cx="5724525" cy="1571625"/>
             <wp:effectExtent b="0" l="0" r="0" t="0"/>
             <wp:docPr descr="Three warnings and the time each one buys: four hours, which is enough to empty a street because a car and a freezer can be moved; eleven minutes, which does almost nothing and in two cities made things worse because people went back indoors for their papers; and one minute, which is enough to stop a train and open a fire station door." title="" id="48" name="Picture"/>
             <a:graphic>
@@ -7592,7 +7592,7 @@
                   <pic:spPr bwMode="auto">
                     <a:xfrm>
                       <a:off x="0" y="0"/>
-                      <a:ext cx="5143500" cy="1409700"/>
+                      <a:ext cx="5724525" cy="1571625"/>
                     </a:xfrm>
                     <a:prstGeom prst="rect">
                       <a:avLst/>
@@ -7808,7 +7808,7 @@
       <w:r>
         <w:drawing>
           <wp:inline>
-            <wp:extent cx="5143500" cy="1685925"/>
+            <wp:extent cx="5724525" cy="1876425"/>
             <wp:effectExtent b="0" l="0" r="0" t="0"/>
             <wp:docPr descr="The shape of the piece the learner is about to write, in four steps: the thing that might happen, what you will do, the one thing that would change it, and who you will ring." title="" id="51" name="Picture"/>
             <a:graphic>
@@ -7829,7 +7829,7 @@
                   <pic:spPr bwMode="auto">
                     <a:xfrm>
                       <a:off x="0" y="0"/>
-                      <a:ext cx="5143500" cy="1685925"/>
+                      <a:ext cx="5724525" cy="1876425"/>
                     </a:xfrm>
                     <a:prstGeom prst="rect">
                       <a:avLst/>
@@ -8475,7 +8475,7 @@
       <w:r>
         <w:drawing>
           <wp:inline>
-            <wp:extent cx="5143500" cy="1771650"/>
+            <wp:extent cx="5724525" cy="1971675"/>
             <wp:effectExtent b="0" l="0" r="0" t="0"/>
             <wp:docPr descr="Four things people say about what might happen, each with an arrow to what it does: offering help only for the bad case, getting ready for something unlikely, turning the other person’s silence into a yes, and closing the subject without making a plan at all." title="" id="54" name="Picture"/>
             <a:graphic>
@@ -8496,7 +8496,7 @@
                   <pic:spPr bwMode="auto">
                     <a:xfrm>
                       <a:off x="0" y="0"/>
-                      <a:ext cx="5143500" cy="1771650"/>
+                      <a:ext cx="5724525" cy="1971675"/>
                     </a:xfrm>
                     <a:prstGeom prst="rect">
                       <a:avLst/>
@@ -9547,7 +9547,7 @@
       <w:r>
         <w:drawing>
           <wp:inline>
-            <wp:extent cx="5143500" cy="1571625"/>
+            <wp:extent cx="5724525" cy="1752600"/>
             <wp:effectExtent b="0" l="0" r="0" t="0"/>
             <wp:docPr descr="A shake under the ground beside a sound above it. Under the ground: the first small shake, travelling through rock at about three kilometres a second, travelling through rock. Above the ground: a message down a telephone line, far faster, the loudspeakers sounding, and about sixty seconds before the ground moves." title="" id="57" name="Picture"/>
             <a:graphic>
@@ -9568,7 +9568,7 @@
                   <pic:spPr bwMode="auto">
                     <a:xfrm>
                       <a:off x="0" y="0"/>
-                      <a:ext cx="5143500" cy="1571625"/>
+                      <a:ext cx="5724525" cy="1752600"/>
                     </a:xfrm>
                     <a:prstGeom prst="rect">
                       <a:avLst/>
@@ -10793,7 +10793,7 @@
       <w:r>
         <w:drawing>
           <wp:inline>
-            <wp:extent cx="5143500" cy="1543050"/>
+            <wp:extent cx="5724525" cy="1724025"/>
             <wp:effectExtent b="0" l="0" r="0" t="0"/>
             <wp:docPr descr="The five Can-Do lines of the unit as a strip with a box to tick beside each, the last one marked Plus." title="" id="60" name="Picture"/>
             <a:graphic>
@@ -10814,7 +10814,7 @@
                   <pic:spPr bwMode="auto">
                     <a:xfrm>
                       <a:off x="0" y="0"/>
-                      <a:ext cx="5143500" cy="1543050"/>
+                      <a:ext cx="5724525" cy="1724025"/>
                     </a:xfrm>
                     <a:prstGeom prst="rect">
                       <a:avLst/>
